--- a/Report.docx
+++ b/Report.docx
@@ -100,6 +100,7 @@
         </w:rPr>
         <w:t xml:space="preserve">ut the structure of the search spaces is different. In the 8-puzzle, each state is a board </w:t>
       </w:r>
+      <w:proofErr w:type="gramStart"/>
       <w:r>
         <w:rPr>
           <w:rFonts w:ascii="Calibri" w:hAnsi="Calibri" w:cs="Calibri"/>
@@ -108,6 +109,7 @@
         </w:rPr>
         <w:t>configuration</w:t>
       </w:r>
+      <w:proofErr w:type="gramEnd"/>
       <w:r>
         <w:rPr>
           <w:rFonts w:ascii="Calibri" w:hAnsi="Calibri" w:cs="Calibri"/>
@@ -179,7 +181,25 @@
           <w:sz w:val="20"/>
           <w:szCs w:val="20"/>
         </w:rPr>
-        <w:t xml:space="preserve">A* is appropriate for the 8-puzzle because the problem has a clear goal state, a measurable path cost and a useful heuristic such as Manhattan distance. A* can rank partial solutions by estimated total cost and focus on states that appear closest to the goal. It is not directly applicable to Tic-Tac-Toe because there is no single fixed target board and the value of a move depends on the opponent's future choices. Conversely, Minimax fits Tic-Tac-Toe because it explicitly models alternating maximizing and minimizing players. Minimax does not naturally apply to the 8-puzzle because there is no adversary; every move is chosen by the same solver, so the problem is better </w:t>
+        <w:t xml:space="preserve">A* is appropriate for the 8-puzzle because the problem has a clear goal state, a measurable path cost and a useful heuristic such as Manhattan distance. A* can rank partial solutions by estimated total cost and focus on states that appear closest to the goal. It is not directly applicable to Tic-Tac-Toe because there is no single fixed target board and the value of a move depends on the opponent's future choices. Conversely, </w:t>
+      </w:r>
+      <w:proofErr w:type="gramStart"/>
+      <w:r>
+        <w:rPr>
+          <w:rFonts w:ascii="Calibri" w:hAnsi="Calibri" w:cs="Calibri"/>
+          <w:sz w:val="20"/>
+          <w:szCs w:val="20"/>
+        </w:rPr>
+        <w:t>Minimax</w:t>
+      </w:r>
+      <w:proofErr w:type="gramEnd"/>
+      <w:r>
+        <w:rPr>
+          <w:rFonts w:ascii="Calibri" w:hAnsi="Calibri" w:cs="Calibri"/>
+          <w:sz w:val="20"/>
+          <w:szCs w:val="20"/>
+        </w:rPr>
+        <w:t xml:space="preserve"> fits Tic-Tac-Toe because it explicitly models alternating maximizing and minimizing players. Minimax does not naturally apply to the 8-puzzle because there is no adversary; every move is chosen by the same solver, so the problem is better </w:t>
       </w:r>
       <w:r>
         <w:rPr>
@@ -253,7 +273,51 @@
           <w:sz w:val="20"/>
           <w:szCs w:val="20"/>
         </w:rPr>
-        <w:t>[[8,1,3],[4,0,2],[7,6,5]]</w:t>
+        <w:t>[[8,1,3</w:t>
+      </w:r>
+      <w:proofErr w:type="gramStart"/>
+      <w:r>
+        <w:rPr>
+          <w:rFonts w:ascii="Calibri" w:hAnsi="Calibri" w:cs="Calibri"/>
+          <w:b/>
+          <w:bCs/>
+          <w:sz w:val="20"/>
+          <w:szCs w:val="20"/>
+        </w:rPr>
+        <w:t>],[</w:t>
+      </w:r>
+      <w:proofErr w:type="gramEnd"/>
+      <w:r>
+        <w:rPr>
+          <w:rFonts w:ascii="Calibri" w:hAnsi="Calibri" w:cs="Calibri"/>
+          <w:b/>
+          <w:bCs/>
+          <w:sz w:val="20"/>
+          <w:szCs w:val="20"/>
+        </w:rPr>
+        <w:t>4,0,2</w:t>
+      </w:r>
+      <w:proofErr w:type="gramStart"/>
+      <w:r>
+        <w:rPr>
+          <w:rFonts w:ascii="Calibri" w:hAnsi="Calibri" w:cs="Calibri"/>
+          <w:b/>
+          <w:bCs/>
+          <w:sz w:val="20"/>
+          <w:szCs w:val="20"/>
+        </w:rPr>
+        <w:t>],[</w:t>
+      </w:r>
+      <w:proofErr w:type="gramEnd"/>
+      <w:r>
+        <w:rPr>
+          <w:rFonts w:ascii="Calibri" w:hAnsi="Calibri" w:cs="Calibri"/>
+          <w:b/>
+          <w:bCs/>
+          <w:sz w:val="20"/>
+          <w:szCs w:val="20"/>
+        </w:rPr>
+        <w:t>7,6,5]]</w:t>
       </w:r>
       <w:r>
         <w:rPr>
@@ -597,8 +661,18 @@
                 <w:sz w:val="20"/>
                 <w:szCs w:val="20"/>
               </w:rPr>
-              <w:t>6.8 ms</w:t>
-            </w:r>
+              <w:t xml:space="preserve">6.8 </w:t>
+            </w:r>
+            <w:proofErr w:type="spellStart"/>
+            <w:r>
+              <w:rPr>
+                <w:rFonts w:ascii="Calibri" w:hAnsi="Calibri" w:cs="Calibri"/>
+                <w:sz w:val="20"/>
+                <w:szCs w:val="20"/>
+              </w:rPr>
+              <w:t>ms</w:t>
+            </w:r>
+            <w:proofErr w:type="spellEnd"/>
           </w:p>
         </w:tc>
         <w:tc>
@@ -818,8 +892,18 @@
                 <w:sz w:val="20"/>
                 <w:szCs w:val="20"/>
               </w:rPr>
-              <w:t>11.2 ms</w:t>
-            </w:r>
+              <w:t xml:space="preserve">11.2 </w:t>
+            </w:r>
+            <w:proofErr w:type="spellStart"/>
+            <w:r>
+              <w:rPr>
+                <w:rFonts w:ascii="Calibri" w:hAnsi="Calibri" w:cs="Calibri"/>
+                <w:sz w:val="20"/>
+                <w:szCs w:val="20"/>
+              </w:rPr>
+              <w:t>ms</w:t>
+            </w:r>
+            <w:proofErr w:type="spellEnd"/>
           </w:p>
         </w:tc>
         <w:tc>
@@ -1038,8 +1122,18 @@
                 <w:sz w:val="20"/>
                 <w:szCs w:val="20"/>
               </w:rPr>
-              <w:t>0.4 ms</w:t>
-            </w:r>
+              <w:t xml:space="preserve">0.4 </w:t>
+            </w:r>
+            <w:proofErr w:type="spellStart"/>
+            <w:r>
+              <w:rPr>
+                <w:rFonts w:ascii="Calibri" w:hAnsi="Calibri" w:cs="Calibri"/>
+                <w:sz w:val="20"/>
+                <w:szCs w:val="20"/>
+              </w:rPr>
+              <w:t>ms</w:t>
+            </w:r>
+            <w:proofErr w:type="spellEnd"/>
           </w:p>
         </w:tc>
         <w:tc>
@@ -1262,8 +1356,18 @@
                 <w:sz w:val="20"/>
                 <w:szCs w:val="20"/>
               </w:rPr>
-              <w:t>1 ms</w:t>
-            </w:r>
+              <w:t xml:space="preserve">1 </w:t>
+            </w:r>
+            <w:proofErr w:type="spellStart"/>
+            <w:r>
+              <w:rPr>
+                <w:rFonts w:ascii="Calibri" w:hAnsi="Calibri" w:cs="Calibri"/>
+                <w:sz w:val="20"/>
+                <w:szCs w:val="20"/>
+              </w:rPr>
+              <w:t>ms</w:t>
+            </w:r>
+            <w:proofErr w:type="spellEnd"/>
           </w:p>
         </w:tc>
         <w:tc>
@@ -1487,8 +1591,18 @@
                 <w:sz w:val="20"/>
                 <w:szCs w:val="20"/>
               </w:rPr>
-              <w:t>0.5 ms</w:t>
-            </w:r>
+              <w:t xml:space="preserve">0.5 </w:t>
+            </w:r>
+            <w:proofErr w:type="spellStart"/>
+            <w:r>
+              <w:rPr>
+                <w:rFonts w:ascii="Calibri" w:hAnsi="Calibri" w:cs="Calibri"/>
+                <w:sz w:val="20"/>
+                <w:szCs w:val="20"/>
+              </w:rPr>
+              <w:t>ms</w:t>
+            </w:r>
+            <w:proofErr w:type="spellEnd"/>
           </w:p>
         </w:tc>
         <w:tc>
@@ -1693,8 +1807,20 @@
           <w:sz w:val="20"/>
           <w:szCs w:val="20"/>
         </w:rPr>
-        <w:t>6.8 ms</w:t>
-      </w:r>
+        <w:t xml:space="preserve">6.8 </w:t>
+      </w:r>
+      <w:proofErr w:type="spellStart"/>
+      <w:r>
+        <w:rPr>
+          <w:rStyle w:val="Strong"/>
+          <w:rFonts w:ascii="Calibri" w:hAnsi="Calibri" w:cs="Calibri"/>
+          <w:color w:val="111111"/>
+          <w:sz w:val="20"/>
+          <w:szCs w:val="20"/>
+        </w:rPr>
+        <w:t>ms</w:t>
+      </w:r>
+      <w:proofErr w:type="spellEnd"/>
       <w:r>
         <w:rPr>
           <w:rFonts w:ascii="Calibri" w:hAnsi="Calibri" w:cs="Calibri"/>
@@ -1712,8 +1838,20 @@
           <w:sz w:val="20"/>
           <w:szCs w:val="20"/>
         </w:rPr>
-        <w:t>11.2 ms</w:t>
-      </w:r>
+        <w:t xml:space="preserve">11.2 </w:t>
+      </w:r>
+      <w:proofErr w:type="spellStart"/>
+      <w:r>
+        <w:rPr>
+          <w:rStyle w:val="Strong"/>
+          <w:rFonts w:ascii="Calibri" w:hAnsi="Calibri" w:cs="Calibri"/>
+          <w:color w:val="111111"/>
+          <w:sz w:val="20"/>
+          <w:szCs w:val="20"/>
+        </w:rPr>
+        <w:t>ms</w:t>
+      </w:r>
+      <w:proofErr w:type="spellEnd"/>
       <w:r>
         <w:rPr>
           <w:rFonts w:ascii="Calibri" w:hAnsi="Calibri" w:cs="Calibri"/>
@@ -1731,8 +1869,20 @@
           <w:sz w:val="20"/>
           <w:szCs w:val="20"/>
         </w:rPr>
-        <w:t>0.4 ms</w:t>
-      </w:r>
+        <w:t xml:space="preserve">0.4 </w:t>
+      </w:r>
+      <w:proofErr w:type="spellStart"/>
+      <w:r>
+        <w:rPr>
+          <w:rStyle w:val="Strong"/>
+          <w:rFonts w:ascii="Calibri" w:hAnsi="Calibri" w:cs="Calibri"/>
+          <w:color w:val="111111"/>
+          <w:sz w:val="20"/>
+          <w:szCs w:val="20"/>
+        </w:rPr>
+        <w:t>ms</w:t>
+      </w:r>
+      <w:proofErr w:type="spellEnd"/>
       <w:r>
         <w:rPr>
           <w:rFonts w:ascii="Calibri" w:hAnsi="Calibri" w:cs="Calibri"/>
@@ -1769,8 +1919,20 @@
           <w:sz w:val="20"/>
           <w:szCs w:val="20"/>
         </w:rPr>
-        <w:t>1.0 ms</w:t>
-      </w:r>
+        <w:t xml:space="preserve">1.0 </w:t>
+      </w:r>
+      <w:proofErr w:type="spellStart"/>
+      <w:r>
+        <w:rPr>
+          <w:rStyle w:val="Strong"/>
+          <w:rFonts w:ascii="Calibri" w:hAnsi="Calibri" w:cs="Calibri"/>
+          <w:color w:val="111111"/>
+          <w:sz w:val="20"/>
+          <w:szCs w:val="20"/>
+        </w:rPr>
+        <w:t>ms</w:t>
+      </w:r>
+      <w:proofErr w:type="spellEnd"/>
       <w:r>
         <w:rPr>
           <w:rFonts w:ascii="Calibri" w:hAnsi="Calibri" w:cs="Calibri"/>
@@ -1826,8 +1988,20 @@
           <w:sz w:val="20"/>
           <w:szCs w:val="20"/>
         </w:rPr>
-        <w:t>0.5 ms</w:t>
-      </w:r>
+        <w:t xml:space="preserve">0.5 </w:t>
+      </w:r>
+      <w:proofErr w:type="spellStart"/>
+      <w:r>
+        <w:rPr>
+          <w:rStyle w:val="Strong"/>
+          <w:rFonts w:ascii="Calibri" w:hAnsi="Calibri" w:cs="Calibri"/>
+          <w:color w:val="111111"/>
+          <w:sz w:val="20"/>
+          <w:szCs w:val="20"/>
+        </w:rPr>
+        <w:t>ms</w:t>
+      </w:r>
+      <w:proofErr w:type="spellEnd"/>
       <w:r>
         <w:rPr>
           <w:rFonts w:ascii="Calibri" w:hAnsi="Calibri" w:cs="Calibri"/>
@@ -3281,7 +3455,25 @@
           <w:szCs w:val="20"/>
         </w:rPr>
         <w:lastRenderedPageBreak/>
-        <w:t xml:space="preserve">an admissible heuristic while using much less memory than A*, but it may repeat work across iterations. Minimax is complete and optimal for finite deterministic games with perfect information, but its time complexity is exponential in the game-tree depth. Alpha-Beta has the same completeness and optimality as Minimax, but improves time by pruning irrelevant branches; its space complexity remains similar to depth-first Minimax. </w:t>
+        <w:t xml:space="preserve">an admissible heuristic while using much less memory than A*, but it may repeat work across iterations. Minimax is complete and optimal for finite deterministic games with perfect information, but its time complexity is exponential in the game-tree depth. Alpha-Beta has the same completeness and optimality as </w:t>
+      </w:r>
+      <w:proofErr w:type="gramStart"/>
+      <w:r>
+        <w:rPr>
+          <w:rFonts w:ascii="Calibri" w:hAnsi="Calibri" w:cs="Calibri"/>
+          <w:sz w:val="20"/>
+          <w:szCs w:val="20"/>
+        </w:rPr>
+        <w:t>Minimax, but</w:t>
+      </w:r>
+      <w:proofErr w:type="gramEnd"/>
+      <w:r>
+        <w:rPr>
+          <w:rFonts w:ascii="Calibri" w:hAnsi="Calibri" w:cs="Calibri"/>
+          <w:sz w:val="20"/>
+          <w:szCs w:val="20"/>
+        </w:rPr>
+        <w:t xml:space="preserve"> improves time by pruning irrelevant branches; its space complexity remains similar to depth-first Minimax. </w:t>
       </w:r>
     </w:p>
     <w:p>
@@ -3320,7 +3512,25 @@
           <w:sz w:val="20"/>
           <w:szCs w:val="20"/>
         </w:rPr>
-        <w:t xml:space="preserve">Manhattan distance is admissible for the 8-puzzle because it counts the minimum number of grid steps each tile must move to reach its goal position while ignoring obstacles and tile interactions. A real move can only move one tile by one square, so the true solution cost cannot be smaller than the sum of these required distances. Therefore, Manhattan distance never overestimates the actual number of moves needed. </w:t>
+        <w:t xml:space="preserve">Manhattan distance is admissible for the 8-puzzle because it counts the minimum number of </w:t>
+      </w:r>
+      <w:proofErr w:type="gramStart"/>
+      <w:r>
+        <w:rPr>
+          <w:rFonts w:ascii="Calibri" w:hAnsi="Calibri" w:cs="Calibri"/>
+          <w:sz w:val="20"/>
+          <w:szCs w:val="20"/>
+        </w:rPr>
+        <w:t>grid</w:t>
+      </w:r>
+      <w:proofErr w:type="gramEnd"/>
+      <w:r>
+        <w:rPr>
+          <w:rFonts w:ascii="Calibri" w:hAnsi="Calibri" w:cs="Calibri"/>
+          <w:sz w:val="20"/>
+          <w:szCs w:val="20"/>
+        </w:rPr>
+        <w:t xml:space="preserve"> steps each tile must move to reach its goal position while ignoring obstacles and tile interactions. A real move can only move one tile by one square, so the true solution cost cannot be smaller than the sum of these required distances. Therefore, Manhattan distance never overestimates the actual number of moves needed. </w:t>
       </w:r>
     </w:p>
     <w:p>
@@ -3396,10 +3606,27 @@
   <w:p>
     <w:pPr>
       <w:pStyle w:val="Header"/>
+      <w:rPr>
+        <w:sz w:val="16"/>
+        <w:szCs w:val="16"/>
+      </w:rPr>
     </w:pPr>
     <w:r>
-      <w:t>Md Shahrukh Islam, Dipan Sadekeen</w:t>
+      <w:rPr>
+        <w:sz w:val="16"/>
+        <w:szCs w:val="16"/>
+      </w:rPr>
+      <w:t xml:space="preserve">Md Shahrukh Islam, Dipan </w:t>
     </w:r>
+    <w:proofErr w:type="spellStart"/>
+    <w:r>
+      <w:rPr>
+        <w:sz w:val="16"/>
+        <w:szCs w:val="16"/>
+      </w:rPr>
+      <w:t>Sadekeen</w:t>
+    </w:r>
+    <w:proofErr w:type="spellEnd"/>
   </w:p>
   <w:p>
     <w:pPr>
